--- a/docs/OpenMemo交接说明-给姨夫.docx
+++ b/docs/OpenMemo交接说明-给姨夫.docx
@@ -9,7 +9,7 @@
       </w:pPr>
       <w:r>
         <w:rPr>
-          <w:rFonts w:ascii="Calibri" w:hAnsi="Calibri" w:eastAsia="微软雅黑"/>
+          <w:rFonts w:ascii="Calibri" w:hAnsi="Calibri" w:eastAsia="黑体"/>
           <w:b/>
           <w:color w:val="1F4E79"/>
           <w:sz w:val="40"/>
@@ -24,7 +24,7 @@
       </w:pPr>
       <w:r>
         <w:rPr>
-          <w:rFonts w:ascii="Calibri" w:hAnsi="Calibri" w:eastAsia="微软雅黑"/>
+          <w:rFonts w:ascii="Calibri" w:hAnsi="Calibri" w:eastAsia="黑体"/>
           <w:color w:val="808080"/>
           <w:sz w:val="20"/>
         </w:rPr>
@@ -37,7 +37,7 @@
       </w:pPr>
       <w:r>
         <w:rPr>
-          <w:rFonts w:ascii="Calibri" w:hAnsi="Calibri" w:eastAsia="微软雅黑"/>
+          <w:rFonts w:ascii="Calibri" w:hAnsi="Calibri" w:eastAsia="黑体"/>
           <w:b/>
           <w:i w:val="0"/>
           <w:sz w:val="21"/>
@@ -51,7 +51,7 @@
       </w:pPr>
       <w:r>
         <w:rPr>
-          <w:rFonts w:ascii="Calibri" w:hAnsi="Calibri" w:eastAsia="微软雅黑"/>
+          <w:rFonts w:ascii="Calibri" w:hAnsi="Calibri" w:eastAsia="楷体"/>
           <w:b w:val="0"/>
           <w:i w:val="0"/>
           <w:sz w:val="21"/>
@@ -65,7 +65,7 @@
       </w:pPr>
       <w:r>
         <w:rPr>
-          <w:rFonts w:ascii="Calibri" w:hAnsi="Calibri" w:eastAsia="微软雅黑"/>
+          <w:rFonts w:ascii="Calibri" w:hAnsi="Calibri" w:eastAsia="楷体"/>
           <w:b w:val="0"/>
           <w:i w:val="0"/>
           <w:sz w:val="21"/>
@@ -82,7 +82,7 @@
       </w:pPr>
       <w:r>
         <w:rPr>
-          <w:rFonts w:ascii="Calibri" w:hAnsi="Calibri" w:eastAsia="微软雅黑"/>
+          <w:rFonts w:ascii="Calibri" w:hAnsi="Calibri" w:eastAsia="黑体"/>
           <w:b/>
           <w:color w:val="1F4E79"/>
           <w:sz w:val="30"/>
@@ -96,7 +96,7 @@
       </w:pPr>
       <w:r>
         <w:rPr>
-          <w:rFonts w:ascii="Calibri" w:hAnsi="Calibri" w:eastAsia="微软雅黑"/>
+          <w:rFonts w:ascii="Calibri" w:hAnsi="Calibri" w:eastAsia="楷体"/>
           <w:b w:val="0"/>
           <w:i w:val="0"/>
           <w:sz w:val="21"/>
@@ -111,7 +111,7 @@
       </w:pPr>
       <w:r>
         <w:rPr>
-          <w:rFonts w:ascii="Calibri" w:hAnsi="Calibri" w:eastAsia="微软雅黑"/>
+          <w:rFonts w:ascii="Calibri" w:hAnsi="Calibri" w:eastAsia="黑体"/>
           <w:b/>
           <w:sz w:val="21"/>
         </w:rPr>
@@ -119,7 +119,7 @@
       </w:r>
       <w:r>
         <w:rPr>
-          <w:rFonts w:ascii="Calibri" w:hAnsi="Calibri" w:eastAsia="微软雅黑"/>
+          <w:rFonts w:ascii="Calibri" w:hAnsi="Calibri" w:eastAsia="楷体"/>
           <w:sz w:val="21"/>
         </w:rPr>
         <w:t>服务端：Python + FastAPI（代码在 openmemo/ 文件夹里），端口 18890。</w:t>
@@ -132,7 +132,7 @@
       </w:pPr>
       <w:r>
         <w:rPr>
-          <w:rFonts w:ascii="Calibri" w:hAnsi="Calibri" w:eastAsia="微软雅黑"/>
+          <w:rFonts w:ascii="Calibri" w:hAnsi="Calibri" w:eastAsia="黑体"/>
           <w:b/>
           <w:sz w:val="21"/>
         </w:rPr>
@@ -140,7 +140,7 @@
       </w:r>
       <w:r>
         <w:rPr>
-          <w:rFonts w:ascii="Calibri" w:hAnsi="Calibri" w:eastAsia="微软雅黑"/>
+          <w:rFonts w:ascii="Calibri" w:hAnsi="Calibri" w:eastAsia="楷体"/>
           <w:sz w:val="21"/>
         </w:rPr>
         <w:t>客户端：SwiftUI 写的 App（OpenMemoApp/ 文件夹），Mac 上直接能跑（Catalyst），也能装到 iPhone 真机。</w:t>
@@ -153,7 +153,7 @@
       </w:pPr>
       <w:r>
         <w:rPr>
-          <w:rFonts w:ascii="Calibri" w:hAnsi="Calibri" w:eastAsia="微软雅黑"/>
+          <w:rFonts w:ascii="Calibri" w:hAnsi="Calibri" w:eastAsia="黑体"/>
           <w:b/>
           <w:sz w:val="21"/>
         </w:rPr>
@@ -161,7 +161,7 @@
       </w:r>
       <w:r>
         <w:rPr>
-          <w:rFonts w:ascii="Calibri" w:hAnsi="Calibri" w:eastAsia="微软雅黑"/>
+          <w:rFonts w:ascii="Calibri" w:hAnsi="Calibri" w:eastAsia="楷体"/>
           <w:sz w:val="21"/>
         </w:rPr>
         <w:t>AI 大脑：可以接任何"OpenAI 兼容"的模型接口（在 App 设置页填地址、密钥、模型名）；云端连不上时，会自动降级到本地跑的 DeepSeek-R1，不会出现"服务不可用"。</w:t>
@@ -174,7 +174,7 @@
       </w:pPr>
       <w:r>
         <w:rPr>
-          <w:rFonts w:ascii="Calibri" w:hAnsi="Calibri" w:eastAsia="微软雅黑"/>
+          <w:rFonts w:ascii="Calibri" w:hAnsi="Calibri" w:eastAsia="黑体"/>
           <w:b/>
           <w:sz w:val="21"/>
         </w:rPr>
@@ -182,7 +182,7 @@
       </w:r>
       <w:r>
         <w:rPr>
-          <w:rFonts w:ascii="Calibri" w:hAnsi="Calibri" w:eastAsia="微软雅黑"/>
+          <w:rFonts w:ascii="Calibri" w:hAnsi="Calibri" w:eastAsia="楷体"/>
           <w:sz w:val="21"/>
         </w:rPr>
         <w:t>语音交互：喊唤醒词「小麦小麦」→ 对它说话 → 用 Edge TTS 中文朗读回复。</w:t>
@@ -194,7 +194,7 @@
       </w:pPr>
       <w:r>
         <w:rPr>
-          <w:rFonts w:ascii="Calibri" w:hAnsi="Calibri" w:eastAsia="微软雅黑"/>
+          <w:rFonts w:ascii="Calibri" w:hAnsi="Calibri" w:eastAsia="楷体"/>
           <w:b w:val="0"/>
           <w:i w:val="0"/>
           <w:sz w:val="21"/>
@@ -211,7 +211,7 @@
       </w:pPr>
       <w:r>
         <w:rPr>
-          <w:rFonts w:ascii="Calibri" w:hAnsi="Calibri" w:eastAsia="微软雅黑"/>
+          <w:rFonts w:ascii="Calibri" w:hAnsi="Calibri" w:eastAsia="黑体"/>
           <w:b/>
           <w:color w:val="1F4E79"/>
           <w:sz w:val="30"/>
@@ -225,7 +225,7 @@
       </w:pPr>
       <w:r>
         <w:rPr>
-          <w:rFonts w:ascii="Calibri" w:hAnsi="Calibri" w:eastAsia="微软雅黑"/>
+          <w:rFonts w:ascii="Calibri" w:hAnsi="Calibri" w:eastAsia="黑体"/>
           <w:b/>
           <w:color w:val="333333"/>
           <w:sz w:val="24"/>
@@ -239,7 +239,7 @@
       </w:pPr>
       <w:r>
         <w:rPr>
-          <w:rFonts w:ascii="Calibri" w:hAnsi="Calibri" w:eastAsia="微软雅黑"/>
+          <w:rFonts w:ascii="Calibri" w:hAnsi="Calibri" w:eastAsia="楷体"/>
           <w:b w:val="0"/>
           <w:i w:val="0"/>
           <w:sz w:val="21"/>
@@ -253,7 +253,7 @@
       </w:pPr>
       <w:r>
         <w:rPr>
-          <w:rFonts w:ascii="Calibri" w:hAnsi="Calibri" w:eastAsia="微软雅黑"/>
+          <w:rFonts w:ascii="Calibri" w:hAnsi="Calibri" w:eastAsia="楷体"/>
           <w:b w:val="0"/>
           <w:i w:val="0"/>
           <w:sz w:val="21"/>
@@ -267,7 +267,7 @@
       </w:pPr>
       <w:r>
         <w:rPr>
-          <w:rFonts w:ascii="Calibri" w:hAnsi="Calibri" w:eastAsia="微软雅黑"/>
+          <w:rFonts w:ascii="Calibri" w:hAnsi="Calibri" w:eastAsia="楷体"/>
           <w:b w:val="0"/>
           <w:i w:val="0"/>
           <w:sz w:val="21"/>
@@ -281,7 +281,7 @@
       </w:pPr>
       <w:r>
         <w:rPr>
-          <w:rFonts w:ascii="Calibri" w:hAnsi="Calibri" w:eastAsia="微软雅黑"/>
+          <w:rFonts w:ascii="Calibri" w:hAnsi="Calibri" w:eastAsia="黑体"/>
           <w:b/>
           <w:color w:val="333333"/>
           <w:sz w:val="24"/>
@@ -296,7 +296,7 @@
       </w:pPr>
       <w:r>
         <w:rPr>
-          <w:rFonts w:ascii="Calibri" w:hAnsi="Calibri" w:eastAsia="微软雅黑"/>
+          <w:rFonts w:ascii="Calibri" w:hAnsi="Calibri" w:eastAsia="楷体"/>
           <w:sz w:val="21"/>
         </w:rPr>
         <w:t>在 App 里登记：输入名字 → 录 3 次音 → App 里直接训练（Create ML）→ 马上能用，不用重新编译。</w:t>
@@ -309,7 +309,7 @@
       </w:pPr>
       <w:r>
         <w:rPr>
-          <w:rFonts w:ascii="Calibri" w:hAnsi="Calibri" w:eastAsia="微软雅黑"/>
+          <w:rFonts w:ascii="Calibri" w:hAnsi="Calibri" w:eastAsia="楷体"/>
           <w:sz w:val="21"/>
         </w:rPr>
         <w:t>自动认出是谁在说话，消息会存进那个人自己的会话里，每个人的聊天记录和任务互相隔离，隐私不会串台。</w:t>
@@ -322,7 +322,7 @@
       </w:pPr>
       <w:r>
         <w:rPr>
-          <w:rFonts w:ascii="Calibri" w:hAnsi="Calibri" w:eastAsia="微软雅黑"/>
+          <w:rFonts w:ascii="Calibri" w:hAnsi="Calibri" w:eastAsia="楷体"/>
           <w:sz w:val="21"/>
         </w:rPr>
         <w:t>没登记的人算"访客"，看不到任何已登记用户的信息。</w:t>
@@ -334,7 +334,7 @@
       </w:pPr>
       <w:r>
         <w:rPr>
-          <w:rFonts w:ascii="Calibri" w:hAnsi="Calibri" w:eastAsia="微软雅黑"/>
+          <w:rFonts w:ascii="Calibri" w:hAnsi="Calibri" w:eastAsia="黑体"/>
           <w:b/>
           <w:color w:val="333333"/>
           <w:sz w:val="24"/>
@@ -349,7 +349,7 @@
       </w:pPr>
       <w:r>
         <w:rPr>
-          <w:rFonts w:ascii="Calibri" w:hAnsi="Calibri" w:eastAsia="微软雅黑"/>
+          <w:rFonts w:ascii="Calibri" w:hAnsi="Calibri" w:eastAsia="楷体"/>
           <w:sz w:val="21"/>
         </w:rPr>
         <w:t>识别说话情绪：高兴 / 悲伤 / 生气 / 恐惧 / 惊讶 / 中性，全程离线。</w:t>
@@ -362,7 +362,7 @@
       </w:pPr>
       <w:r>
         <w:rPr>
-          <w:rFonts w:ascii="Calibri" w:hAnsi="Calibri" w:eastAsia="微软雅黑"/>
+          <w:rFonts w:ascii="Calibri" w:hAnsi="Calibri" w:eastAsia="楷体"/>
           <w:sz w:val="21"/>
         </w:rPr>
         <w:t>AI 知道您的心情：难过会先安慰、生气会先安抚、开心就陪您开心，也会直接说"您听起来有点生气"。</w:t>
@@ -375,7 +375,7 @@
       </w:pPr>
       <w:r>
         <w:rPr>
-          <w:rFonts w:ascii="Calibri" w:hAnsi="Calibri" w:eastAsia="微软雅黑"/>
+          <w:rFonts w:ascii="Calibri" w:hAnsi="Calibri" w:eastAsia="楷体"/>
           <w:sz w:val="21"/>
         </w:rPr>
         <w:t>能听出笑声、哭声、咳嗽、掌声这些声音事件，会接梗、关心咳嗽、安慰难过。</w:t>
@@ -388,7 +388,7 @@
       </w:pPr>
       <w:r>
         <w:rPr>
-          <w:rFonts w:ascii="Calibri" w:hAnsi="Calibri" w:eastAsia="微软雅黑"/>
+          <w:rFonts w:ascii="Calibri" w:hAnsi="Calibri" w:eastAsia="楷体"/>
           <w:sz w:val="21"/>
         </w:rPr>
         <w:t>还能识破反话：嘴上说"太棒了"但声音是难过/生气的，它会直接点破。</w:t>
@@ -401,7 +401,7 @@
       </w:pPr>
       <w:r>
         <w:rPr>
-          <w:rFonts w:ascii="Calibri" w:hAnsi="Calibri" w:eastAsia="微软雅黑"/>
+          <w:rFonts w:ascii="Calibri" w:hAnsi="Calibri" w:eastAsia="楷体"/>
           <w:sz w:val="21"/>
         </w:rPr>
         <w:t>聊天气泡上有彩色情绪小标签（高兴绿 / 悲伤蓝 / 生气红 / 恐惧紫 / 惊讶橙 / 中性灰）。</w:t>
@@ -414,7 +414,7 @@
       </w:pPr>
       <w:r>
         <w:rPr>
-          <w:rFonts w:ascii="Calibri" w:hAnsi="Calibri" w:eastAsia="微软雅黑"/>
+          <w:rFonts w:ascii="Calibri" w:hAnsi="Calibri" w:eastAsia="楷体"/>
           <w:sz w:val="21"/>
         </w:rPr>
         <w:t>情绪、说话人、声音事件现在都会存进数据库，翻旧聊天记录时也还在（9 月 6 日刚修好这个）。</w:t>
@@ -426,7 +426,7 @@
       </w:pPr>
       <w:r>
         <w:rPr>
-          <w:rFonts w:ascii="Calibri" w:hAnsi="Calibri" w:eastAsia="微软雅黑"/>
+          <w:rFonts w:ascii="Calibri" w:hAnsi="Calibri" w:eastAsia="黑体"/>
           <w:b/>
           <w:color w:val="333333"/>
           <w:sz w:val="24"/>
@@ -441,7 +441,7 @@
       </w:pPr>
       <w:r>
         <w:rPr>
-          <w:rFonts w:ascii="Calibri" w:hAnsi="Calibri" w:eastAsia="微软雅黑"/>
+          <w:rFonts w:ascii="Calibri" w:hAnsi="Calibri" w:eastAsia="楷体"/>
           <w:sz w:val="21"/>
         </w:rPr>
         <w:t>大白话就能记任务；出行类（赶飞机/高铁）会反过来问清楚时间，帮您倒推"该几点出发"。</w:t>
@@ -454,7 +454,7 @@
       </w:pPr>
       <w:r>
         <w:rPr>
-          <w:rFonts w:ascii="Calibri" w:hAnsi="Calibri" w:eastAsia="微软雅黑"/>
+          <w:rFonts w:ascii="Calibri" w:hAnsi="Calibri" w:eastAsia="楷体"/>
           <w:sz w:val="21"/>
         </w:rPr>
         <w:t>支持循环提醒、重复任务，还有带日程表的任务（像暑假作业那样，每天提醒当天要做的那部分）。</w:t>
@@ -467,7 +467,7 @@
       </w:pPr>
       <w:r>
         <w:rPr>
-          <w:rFonts w:ascii="Calibri" w:hAnsi="Calibri" w:eastAsia="微软雅黑"/>
+          <w:rFonts w:ascii="Calibri" w:hAnsi="Calibri" w:eastAsia="楷体"/>
           <w:sz w:val="21"/>
         </w:rPr>
         <w:t>到点用 Mac 喇叭中文朗读提醒，iPhone 上也会弹本地通知——人不在 Mac 旁边也能收到。</w:t>
@@ -479,7 +479,7 @@
       </w:pPr>
       <w:r>
         <w:rPr>
-          <w:rFonts w:ascii="Calibri" w:hAnsi="Calibri" w:eastAsia="微软雅黑"/>
+          <w:rFonts w:ascii="Calibri" w:hAnsi="Calibri" w:eastAsia="黑体"/>
           <w:b/>
           <w:color w:val="333333"/>
           <w:sz w:val="24"/>
@@ -494,7 +494,7 @@
       </w:pPr>
       <w:r>
         <w:rPr>
-          <w:rFonts w:ascii="Calibri" w:hAnsi="Calibri" w:eastAsia="微软雅黑"/>
+          <w:rFonts w:ascii="Calibri" w:hAnsi="Calibri" w:eastAsia="楷体"/>
           <w:sz w:val="21"/>
         </w:rPr>
         <w:t>侧边栏只显示干净的名字（比如"Ethan 的聊天"），永远不会显示聊天内容。</w:t>
@@ -507,7 +507,7 @@
       </w:pPr>
       <w:r>
         <w:rPr>
-          <w:rFonts w:ascii="Calibri" w:hAnsi="Calibri" w:eastAsia="微软雅黑"/>
+          <w:rFonts w:ascii="Calibri" w:hAnsi="Calibri" w:eastAsia="楷体"/>
           <w:sz w:val="21"/>
         </w:rPr>
         <w:t>App 是暗色极光玻璃拟态风格；聊天里的时间戳只在"跨了天"或"停了半小时以上"才出现，平时不刷屏。</w:t>
@@ -520,7 +520,7 @@
       </w:pPr>
       <w:r>
         <w:rPr>
-          <w:rFonts w:ascii="Calibri" w:hAnsi="Calibri" w:eastAsia="微软雅黑"/>
+          <w:rFonts w:ascii="Calibri" w:hAnsi="Calibri" w:eastAsia="楷体"/>
           <w:sz w:val="21"/>
         </w:rPr>
         <w:t>小提醒：App 界面里不用 emoji 和 ✓ 这类符号，用苹果自带图标（SF Symbols）或纯文字更协调。</w:t>
@@ -535,7 +535,7 @@
       </w:pPr>
       <w:r>
         <w:rPr>
-          <w:rFonts w:ascii="Calibri" w:hAnsi="Calibri" w:eastAsia="微软雅黑"/>
+          <w:rFonts w:ascii="Calibri" w:hAnsi="Calibri" w:eastAsia="黑体"/>
           <w:b/>
           <w:color w:val="1F4E79"/>
           <w:sz w:val="30"/>
@@ -549,7 +549,7 @@
       </w:pPr>
       <w:r>
         <w:rPr>
-          <w:rFonts w:ascii="Calibri" w:hAnsi="Calibri" w:eastAsia="微软雅黑"/>
+          <w:rFonts w:ascii="Calibri" w:hAnsi="Calibri" w:eastAsia="黑体"/>
           <w:b/>
           <w:i w:val="0"/>
           <w:sz w:val="21"/>
@@ -565,7 +565,7 @@
       </w:pPr>
       <w:r>
         <w:rPr>
-          <w:rFonts w:ascii="Consolas" w:hAnsi="Consolas" w:eastAsia="微软雅黑"/>
+          <w:rFonts w:ascii="Consolas" w:hAnsi="Consolas" w:eastAsia="楷体"/>
           <w:sz w:val="19"/>
         </w:rPr>
         <w:t>cd /Users/Ethan/Desktop/Projects/OpenMemo</w:t>
@@ -579,7 +579,7 @@
       </w:pPr>
       <w:r>
         <w:rPr>
-          <w:rFonts w:ascii="Consolas" w:hAnsi="Consolas" w:eastAsia="微软雅黑"/>
+          <w:rFonts w:ascii="Consolas" w:hAnsi="Consolas" w:eastAsia="楷体"/>
           <w:sz w:val="19"/>
         </w:rPr>
         <w:t>nohup .venv/bin/python -u -m openmemo.server &gt; /tmp/openmemo_server.log 2&gt;&amp;1 &amp;</w:t>
@@ -596,7 +596,7 @@
       </w:pPr>
       <w:r>
         <w:rPr>
-          <w:rFonts w:ascii="Calibri" w:hAnsi="Calibri" w:eastAsia="微软雅黑"/>
+          <w:rFonts w:ascii="Calibri" w:hAnsi="Calibri" w:eastAsia="黑体"/>
           <w:b/>
           <w:i w:val="0"/>
           <w:sz w:val="21"/>
@@ -612,7 +612,7 @@
       </w:pPr>
       <w:r>
         <w:rPr>
-          <w:rFonts w:ascii="Consolas" w:hAnsi="Consolas" w:eastAsia="微软雅黑"/>
+          <w:rFonts w:ascii="Consolas" w:hAnsi="Consolas" w:eastAsia="楷体"/>
           <w:sz w:val="19"/>
         </w:rPr>
         <w:t>curl -s http://127.0.0.1:18890/api/health</w:t>
@@ -629,7 +629,7 @@
       </w:pPr>
       <w:r>
         <w:rPr>
-          <w:rFonts w:ascii="Calibri" w:hAnsi="Calibri" w:eastAsia="微软雅黑"/>
+          <w:rFonts w:ascii="Calibri" w:hAnsi="Calibri" w:eastAsia="黑体"/>
           <w:b/>
           <w:i w:val="0"/>
           <w:sz w:val="21"/>
@@ -645,7 +645,7 @@
       </w:pPr>
       <w:r>
         <w:rPr>
-          <w:rFonts w:ascii="Consolas" w:hAnsi="Consolas" w:eastAsia="微软雅黑"/>
+          <w:rFonts w:ascii="Consolas" w:hAnsi="Consolas" w:eastAsia="楷体"/>
           <w:sz w:val="19"/>
         </w:rPr>
         <w:t>kill $(lsof -tiTCP:18890 -sTCP:LISTEN)   # 先停</w:t>
@@ -659,7 +659,7 @@
       </w:pPr>
       <w:r>
         <w:rPr>
-          <w:rFonts w:ascii="Consolas" w:hAnsi="Consolas" w:eastAsia="微软雅黑"/>
+          <w:rFonts w:ascii="Consolas" w:hAnsi="Consolas" w:eastAsia="楷体"/>
           <w:sz w:val="19"/>
         </w:rPr>
         <w:t># 然后再执行上面的启动命令</w:t>
@@ -676,7 +676,7 @@
       </w:pPr>
       <w:r>
         <w:rPr>
-          <w:rFonts w:ascii="Calibri" w:hAnsi="Calibri" w:eastAsia="微软雅黑"/>
+          <w:rFonts w:ascii="Calibri" w:hAnsi="Calibri" w:eastAsia="黑体"/>
           <w:b/>
           <w:i w:val="0"/>
           <w:sz w:val="21"/>
@@ -691,7 +691,7 @@
       </w:pPr>
       <w:r>
         <w:rPr>
-          <w:rFonts w:ascii="Calibri" w:hAnsi="Calibri" w:eastAsia="微软雅黑"/>
+          <w:rFonts w:ascii="Calibri" w:hAnsi="Calibri" w:eastAsia="黑体"/>
           <w:b/>
           <w:sz w:val="21"/>
         </w:rPr>
@@ -699,7 +699,7 @@
       </w:r>
       <w:r>
         <w:rPr>
-          <w:rFonts w:ascii="Calibri" w:hAnsi="Calibri" w:eastAsia="微软雅黑"/>
+          <w:rFonts w:ascii="Calibri" w:hAnsi="Calibri" w:eastAsia="楷体"/>
           <w:sz w:val="21"/>
         </w:rPr>
         <w:t>项目放在桌面（~/Desktop）下的时候，暂时不要用 launchd 做开机自启：macOS 的权限（TCC）会拦住 launchd 读取桌面文件夹，Python 会直接卡住，而且没有弹窗可以点。想做到"开机自启、崩溃自动拉起"的话，我建议先把整个项目搬出桌面（比如搬到 ~/Projects/OpenMemo），或者在"系统设置 → 隐私与安全性 → 完全磁盘访问权限"里给 launchd 授权（这一步需要手动点一下）。从普通终端启动是完全没问题的。</w:t>
@@ -712,7 +712,7 @@
       </w:pPr>
       <w:r>
         <w:rPr>
-          <w:rFonts w:ascii="Calibri" w:hAnsi="Calibri" w:eastAsia="微软雅黑"/>
+          <w:rFonts w:ascii="Calibri" w:hAnsi="Calibri" w:eastAsia="黑体"/>
           <w:b/>
           <w:sz w:val="21"/>
         </w:rPr>
@@ -720,7 +720,7 @@
       </w:r>
       <w:r>
         <w:rPr>
-          <w:rFonts w:ascii="Calibri" w:hAnsi="Calibri" w:eastAsia="微软雅黑"/>
+          <w:rFonts w:ascii="Calibri" w:hAnsi="Calibri" w:eastAsia="楷体"/>
           <w:sz w:val="21"/>
         </w:rPr>
         <w:t>停服务的时候，不太建议用 pkill -f "openmemo.server"——这条命令会把执行它的终端会话也一起杀掉。用上面代码块里的 kill 命令更安全（注意要带 -sTCP:LISTEN，不然会连 App 连着服务器的连接一起断掉）。</w:t>
@@ -733,7 +733,7 @@
       </w:pPr>
       <w:r>
         <w:rPr>
-          <w:rFonts w:ascii="Calibri" w:hAnsi="Calibri" w:eastAsia="微软雅黑"/>
+          <w:rFonts w:ascii="Calibri" w:hAnsi="Calibri" w:eastAsia="黑体"/>
           <w:b/>
           <w:sz w:val="21"/>
         </w:rPr>
@@ -741,7 +741,7 @@
       </w:r>
       <w:r>
         <w:rPr>
-          <w:rFonts w:ascii="Calibri" w:hAnsi="Calibri" w:eastAsia="微软雅黑"/>
+          <w:rFonts w:ascii="Calibri" w:hAnsi="Calibri" w:eastAsia="楷体"/>
           <w:sz w:val="21"/>
         </w:rPr>
         <w:t>服务偶尔会自己退出（可能是系统清理后台任务导致的），如果发现 App 连不上，按上面的启动命令重启一次就好。</w:t>
@@ -754,7 +754,7 @@
       </w:pPr>
       <w:r>
         <w:rPr>
-          <w:rFonts w:ascii="Calibri" w:hAnsi="Calibri" w:eastAsia="微软雅黑"/>
+          <w:rFonts w:ascii="Calibri" w:hAnsi="Calibri" w:eastAsia="黑体"/>
           <w:b/>
           <w:sz w:val="21"/>
         </w:rPr>
@@ -762,7 +762,7 @@
       </w:r>
       <w:r>
         <w:rPr>
-          <w:rFonts w:ascii="Calibri" w:hAnsi="Calibri" w:eastAsia="微软雅黑"/>
+          <w:rFonts w:ascii="Calibri" w:hAnsi="Calibri" w:eastAsia="楷体"/>
           <w:sz w:val="21"/>
         </w:rPr>
         <w:t>往 GitHub 推送时，平时建议走本地代理（Clash，端口 7897）：</w:t>
@@ -776,7 +776,7 @@
       </w:pPr>
       <w:r>
         <w:rPr>
-          <w:rFonts w:ascii="Consolas" w:hAnsi="Consolas" w:eastAsia="微软雅黑"/>
+          <w:rFonts w:ascii="Consolas" w:hAnsi="Consolas" w:eastAsia="楷体"/>
           <w:sz w:val="19"/>
         </w:rPr>
         <w:t>git add .</w:t>
@@ -790,7 +790,7 @@
       </w:pPr>
       <w:r>
         <w:rPr>
-          <w:rFonts w:ascii="Consolas" w:hAnsi="Consolas" w:eastAsia="微软雅黑"/>
+          <w:rFonts w:ascii="Consolas" w:hAnsi="Consolas" w:eastAsia="楷体"/>
           <w:sz w:val="19"/>
         </w:rPr>
         <w:t>git commit -m "说明这次改了什么"</w:t>
@@ -804,7 +804,7 @@
       </w:pPr>
       <w:r>
         <w:rPr>
-          <w:rFonts w:ascii="Consolas" w:hAnsi="Consolas" w:eastAsia="微软雅黑"/>
+          <w:rFonts w:ascii="Consolas" w:hAnsi="Consolas" w:eastAsia="楷体"/>
           <w:sz w:val="19"/>
         </w:rPr>
         <w:t>git -c http.proxy=http://127.0.0.1:7897 -c https.proxy=http://127.0.0.1:7897 push origin main</w:t>
@@ -821,7 +821,7 @@
       </w:pPr>
       <w:r>
         <w:rPr>
-          <w:rFonts w:ascii="Calibri" w:hAnsi="Calibri" w:eastAsia="微软雅黑"/>
+          <w:rFonts w:ascii="Calibri" w:hAnsi="Calibri" w:eastAsia="楷体"/>
           <w:b w:val="0"/>
           <w:i w:val="0"/>
           <w:sz w:val="21"/>
@@ -838,7 +838,7 @@
       </w:pPr>
       <w:r>
         <w:rPr>
-          <w:rFonts w:ascii="Calibri" w:hAnsi="Calibri" w:eastAsia="微软雅黑"/>
+          <w:rFonts w:ascii="Calibri" w:hAnsi="Calibri" w:eastAsia="黑体"/>
           <w:b/>
           <w:color w:val="1F4E79"/>
           <w:sz w:val="30"/>
@@ -852,7 +852,7 @@
       </w:pPr>
       <w:r>
         <w:rPr>
-          <w:rFonts w:ascii="Calibri" w:hAnsi="Calibri" w:eastAsia="微软雅黑"/>
+          <w:rFonts w:ascii="Calibri" w:hAnsi="Calibri" w:eastAsia="楷体"/>
           <w:b w:val="0"/>
           <w:i w:val="0"/>
           <w:sz w:val="21"/>
@@ -867,7 +867,7 @@
       </w:pPr>
       <w:r>
         <w:rPr>
-          <w:rFonts w:ascii="Calibri" w:hAnsi="Calibri" w:eastAsia="微软雅黑"/>
+          <w:rFonts w:ascii="Calibri" w:hAnsi="Calibri" w:eastAsia="楷体"/>
           <w:sz w:val="21"/>
         </w:rPr>
         <w:t>把 iOS App 上架（TestFlight / App Store）——现在只能靠 Mac + Xcode 自己构建安装，上架后装起来会方便很多。</w:t>
@@ -880,7 +880,7 @@
       </w:pPr>
       <w:r>
         <w:rPr>
-          <w:rFonts w:ascii="Calibri" w:hAnsi="Calibri" w:eastAsia="微软雅黑"/>
+          <w:rFonts w:ascii="Calibri" w:hAnsi="Calibri" w:eastAsia="楷体"/>
           <w:sz w:val="21"/>
         </w:rPr>
         <w:t>给 AI 加"长期记忆"——让它能记住跨天的偏好和小事（现在主要靠任务表，可以再加一张"档案/笔记"表）。</w:t>
@@ -893,7 +893,7 @@
       </w:pPr>
       <w:r>
         <w:rPr>
-          <w:rFonts w:ascii="Calibri" w:hAnsi="Calibri" w:eastAsia="微软雅黑"/>
+          <w:rFonts w:ascii="Calibri" w:hAnsi="Calibri" w:eastAsia="楷体"/>
           <w:sz w:val="21"/>
         </w:rPr>
         <w:t>开机自启 + 崩溃自动重启——先按坑 1 把项目搬出桌面，再用 launchd 就能实现。</w:t>
@@ -906,7 +906,7 @@
       </w:pPr>
       <w:r>
         <w:rPr>
-          <w:rFonts w:ascii="Calibri" w:hAnsi="Calibri" w:eastAsia="微软雅黑"/>
+          <w:rFonts w:ascii="Calibri" w:hAnsi="Calibri" w:eastAsia="楷体"/>
           <w:sz w:val="21"/>
         </w:rPr>
         <w:t>增加更多提醒渠道——比如 Telegram / 飞书机器人推送（注意别把隐私内容发出去）。</w:t>
@@ -919,7 +919,7 @@
       </w:pPr>
       <w:r>
         <w:rPr>
-          <w:rFonts w:ascii="Calibri" w:hAnsi="Calibri" w:eastAsia="微软雅黑"/>
+          <w:rFonts w:ascii="Calibri" w:hAnsi="Calibri" w:eastAsia="楷体"/>
           <w:sz w:val="21"/>
         </w:rPr>
         <w:t>换更自然的中文朗读音色，甚至让朗读带情绪。</w:t>
@@ -932,7 +932,7 @@
       </w:pPr>
       <w:r>
         <w:rPr>
-          <w:rFonts w:ascii="Calibri" w:hAnsi="Calibri" w:eastAsia="微软雅黑"/>
+          <w:rFonts w:ascii="Calibri" w:hAnsi="Calibri" w:eastAsia="楷体"/>
           <w:sz w:val="21"/>
         </w:rPr>
         <w:t>iPhone 在外面也能连上家里的服务——建议走安全隧道，不要直接把端口暴露到公网。</w:t>
@@ -945,7 +945,7 @@
       </w:pPr>
       <w:r>
         <w:rPr>
-          <w:rFonts w:ascii="Calibri" w:hAnsi="Calibri" w:eastAsia="微软雅黑"/>
+          <w:rFonts w:ascii="Calibri" w:hAnsi="Calibri" w:eastAsia="楷体"/>
           <w:sz w:val="21"/>
         </w:rPr>
         <w:t>补一些自动化测试（pytest），目前主要是手动测试。</w:t>
@@ -957,7 +957,7 @@
       </w:pPr>
       <w:r>
         <w:rPr>
-          <w:rFonts w:ascii="Calibri" w:hAnsi="Calibri" w:eastAsia="微软雅黑"/>
+          <w:rFonts w:ascii="Calibri" w:hAnsi="Calibri" w:eastAsia="楷体"/>
           <w:b w:val="0"/>
           <w:i w:val="0"/>
           <w:sz w:val="21"/>
@@ -974,7 +974,7 @@
       </w:pPr>
       <w:r>
         <w:rPr>
-          <w:rFonts w:ascii="Calibri" w:hAnsi="Calibri" w:eastAsia="微软雅黑"/>
+          <w:rFonts w:ascii="Calibri" w:hAnsi="Calibri" w:eastAsia="黑体"/>
           <w:b/>
           <w:color w:val="1F4E79"/>
           <w:sz w:val="30"/>
@@ -989,7 +989,7 @@
       </w:pPr>
       <w:r>
         <w:rPr>
-          <w:rFonts w:ascii="Calibri" w:hAnsi="Calibri" w:eastAsia="微软雅黑"/>
+          <w:rFonts w:ascii="Calibri" w:hAnsi="Calibri" w:eastAsia="楷体"/>
           <w:sz w:val="21"/>
         </w:rPr>
         <w:t>我周一到周五住校，看不到电脑，只能周末（周五晚～周日）回家。有事您留言，或者记在 GitHub 的 issue 里，我周末一定看。</w:t>
@@ -1002,7 +1002,7 @@
       </w:pPr>
       <w:r>
         <w:rPr>
-          <w:rFonts w:ascii="Calibri" w:hAnsi="Calibri" w:eastAsia="微软雅黑"/>
+          <w:rFonts w:ascii="Calibri" w:hAnsi="Calibri" w:eastAsia="楷体"/>
           <w:sz w:val="21"/>
         </w:rPr>
         <w:t>Clawdy（我家里的 AI 助手，也住在这台 Mac mini 上）工作日能帮您跑维护命令、查日志，有急事可以先叫它帮忙。</w:t>
@@ -1014,7 +1014,7 @@
       </w:pPr>
       <w:r>
         <w:rPr>
-          <w:rFonts w:ascii="Calibri" w:hAnsi="Calibri" w:eastAsia="微软雅黑"/>
+          <w:rFonts w:ascii="Calibri" w:hAnsi="Calibri" w:eastAsia="楷体"/>
           <w:b w:val="0"/>
           <w:i w:val="0"/>
           <w:sz w:val="21"/>
@@ -1028,7 +1028,7 @@
       </w:pPr>
       <w:r>
         <w:rPr>
-          <w:rFonts w:ascii="Calibri" w:hAnsi="Calibri" w:eastAsia="微软雅黑"/>
+          <w:rFonts w:ascii="Calibri" w:hAnsi="Calibri" w:eastAsia="黑体"/>
           <w:b/>
           <w:i w:val="0"/>
           <w:sz w:val="21"/>
@@ -1413,7 +1413,7 @@
       <w:spacing w:after="120" w:line="336" w:lineRule="auto"/>
     </w:pPr>
     <w:rPr>
-      <w:rFonts w:ascii="Calibri" w:hAnsi="Calibri" w:eastAsia="微软雅黑"/>
+      <w:rFonts w:ascii="Calibri" w:hAnsi="Calibri" w:eastAsia="楷体"/>
       <w:color w:val="333333"/>
       <w:sz w:val="21"/>
     </w:rPr>
